--- a/chapters/word_output/CH-008_LDM_A_Lei_do_Disco_Mecanico.docx
+++ b/chapters/word_output/CH-008_LDM_A_Lei_do_Disco_Mecanico.docx
@@ -2784,7 +2784,7 @@
       <w:r>
         <w:drawing>
           <wp:inline distT="0" distB="0" distL="0" distR="0">
-            <wp:extent cx="3600450" cy="3600450"/>
+            <wp:extent cx="5038725" cy="3600450"/>
             <wp:effectExtent t="0" r="0" b="0" l="0"/>
             <wp:docPr id="1" name="" descr="" title=""/>
             <wp:cNvGraphicFramePr>
@@ -2809,7 +2809,7 @@
                   <pic:spPr bwMode="auto">
                     <a:xfrm>
                       <a:off x="0" y="0"/>
-                      <a:ext cx="3600450" cy="3600450"/>
+                      <a:ext cx="5038725" cy="3600450"/>
                     </a:xfrm>
                     <a:prstGeom prst="rect">
                       <a:avLst/>
@@ -3642,7 +3642,7 @@
           <w:szCs w:val="22"/>
           <w:rFonts w:ascii="Times New Roman" w:cs="Times New Roman" w:eastAsia="Times New Roman" w:hAnsi="Times New Roman"/>
         </w:rPr>
-        <w:t xml:space="preserve">3.1 Força Radial (Fr) — O Componente de압achamento</w:t>
+        <w:t xml:space="preserve">3.1 Força Radial (Fr) — O Componente deachamento</w:t>
       </w:r>
     </w:p>
     <w:p>
@@ -4048,7 +4048,7 @@
       <w:r>
         <w:drawing>
           <wp:inline distT="0" distB="0" distL="0" distR="0">
-            <wp:extent cx="3600450" cy="3600450"/>
+            <wp:extent cx="5038725" cy="3600450"/>
             <wp:effectExtent t="0" r="0" b="0" l="0"/>
             <wp:docPr id="1" name="" descr="" title=""/>
             <wp:cNvGraphicFramePr>
@@ -4073,7 +4073,7 @@
                   <pic:spPr bwMode="auto">
                     <a:xfrm>
                       <a:off x="0" y="0"/>
-                      <a:ext cx="3600450" cy="3600450"/>
+                      <a:ext cx="5038725" cy="3600450"/>
                     </a:xfrm>
                     <a:prstGeom prst="rect">
                       <a:avLst/>
@@ -6687,7 +6687,7 @@
       <w:r>
         <w:drawing>
           <wp:inline distT="0" distB="0" distL="0" distR="0">
-            <wp:extent cx="3600450" cy="3600450"/>
+            <wp:extent cx="5038725" cy="3600450"/>
             <wp:effectExtent t="0" r="0" b="0" l="0"/>
             <wp:docPr id="1" name="" descr="" title=""/>
             <wp:cNvGraphicFramePr>
@@ -6712,7 +6712,7 @@
                   <pic:spPr bwMode="auto">
                     <a:xfrm>
                       <a:off x="0" y="0"/>
-                      <a:ext cx="3600450" cy="3600450"/>
+                      <a:ext cx="5038725" cy="3600450"/>
                     </a:xfrm>
                     <a:prstGeom prst="rect">
                       <a:avLst/>
@@ -7242,7 +7242,7 @@
       <w:r>
         <w:drawing>
           <wp:inline distT="0" distB="0" distL="0" distR="0">
-            <wp:extent cx="3600450" cy="3600450"/>
+            <wp:extent cx="5038725" cy="3600450"/>
             <wp:effectExtent t="0" r="0" b="0" l="0"/>
             <wp:docPr id="1" name="" descr="" title=""/>
             <wp:cNvGraphicFramePr>
@@ -7267,7 +7267,7 @@
                   <pic:spPr bwMode="auto">
                     <a:xfrm>
                       <a:off x="0" y="0"/>
-                      <a:ext cx="3600450" cy="3600450"/>
+                      <a:ext cx="5038725" cy="3600450"/>
                     </a:xfrm>
                     <a:prstGeom prst="rect">
                       <a:avLst/>

--- a/chapters/word_output/CH-008_LDM_A_Lei_do_Disco_Mecanico.docx
+++ b/chapters/word_output/CH-008_LDM_A_Lei_do_Disco_Mecanico.docx
@@ -1698,7 +1698,7 @@
           <w:insideH w:val="single" w:color="auto" w:sz="4"/>
           <w:insideV w:val="single" w:color="auto" w:sz="4"/>
         </w:tblBorders>
-        <w:tblLayout w:type="fixed"/>
+        <w:tblLayout w:type="autofit"/>
       </w:tblPr>
       <w:tblGrid>
         <w:gridCol w:w="100"/>
@@ -3028,7 +3028,7 @@
           <w:insideH w:val="single" w:color="auto" w:sz="4"/>
           <w:insideV w:val="single" w:color="auto" w:sz="4"/>
         </w:tblBorders>
-        <w:tblLayout w:type="fixed"/>
+        <w:tblLayout w:type="autofit"/>
       </w:tblPr>
       <w:tblGrid>
         <w:gridCol w:w="100"/>
@@ -4454,7 +4454,7 @@
           <w:insideH w:val="single" w:color="auto" w:sz="4"/>
           <w:insideV w:val="single" w:color="auto" w:sz="4"/>
         </w:tblBorders>
-        <w:tblLayout w:type="fixed"/>
+        <w:tblLayout w:type="autofit"/>
       </w:tblPr>
       <w:tblGrid>
         <w:gridCol w:w="100"/>
@@ -9577,7 +9577,7 @@
           <w:insideH w:val="single" w:color="auto" w:sz="4"/>
           <w:insideV w:val="single" w:color="auto" w:sz="4"/>
         </w:tblBorders>
-        <w:tblLayout w:type="fixed"/>
+        <w:tblLayout w:type="autofit"/>
       </w:tblPr>
       <w:tblGrid>
         <w:gridCol w:w="100"/>
